--- a/applications/guild-mortgage-company-ai-training-and-enablement-specialist/build/Joshua_Chappell_Resume_GuildMortgage.docx
+++ b/applications/guild-mortgage-company-ai-training-and-enablement-specialist/build/Joshua_Chappell_Resume_GuildMortgage.docx
@@ -33,7 +33,7 @@
         </w:rPr>
         <w:t xml:space="preserve">Mesa, AZ  •  480-586-7959  •  </w:t>
       </w:r>
-      <w:hyperlink w:history="1" r:id="rIdepkpchbnkqdu5hu4ovp3z">
+      <w:hyperlink w:history="1" r:id="rIdrkyvxj9912r4kphrgyod-">
         <w:r>
           <w:rPr>
             <w:rFonts w:ascii="Calibri" w:cs="Calibri" w:eastAsia="Calibri" w:hAnsi="Calibri"/>
@@ -49,7 +49,7 @@
       <w:pPr>
         <w:jc w:val="center"/>
       </w:pPr>
-      <w:hyperlink w:history="1" r:id="rId3na8u5ht_rgpw1ky2f3gt">
+      <w:hyperlink w:history="1" r:id="rIdnm5k_vnx_dpcsqwx18dg5">
         <w:r>
           <w:rPr>
             <w:rFonts w:ascii="Calibri" w:cs="Calibri" w:eastAsia="Calibri" w:hAnsi="Calibri"/>
@@ -69,7 +69,7 @@
         </w:rPr>
         <w:t xml:space="preserve">  •  </w:t>
       </w:r>
-      <w:hyperlink w:history="1" r:id="rIdw-f0o3kqmqq4u0oyrmu56">
+      <w:hyperlink w:history="1" r:id="rIdglff2tgxguehhurnez31x">
         <w:r>
           <w:rPr>
             <w:rFonts w:ascii="Calibri" w:cs="Calibri" w:eastAsia="Calibri" w:hAnsi="Calibri"/>
@@ -89,7 +89,7 @@
         </w:rPr>
         <w:t xml:space="preserve">  •  </w:t>
       </w:r>
-      <w:hyperlink w:history="1" r:id="rId5wu8bo6brcg7wpe9amexs">
+      <w:hyperlink w:history="1" r:id="rId-ghrk8i0j96o_iqyaez2a">
         <w:r>
           <w:rPr>
             <w:rFonts w:ascii="Calibri" w:cs="Calibri" w:eastAsia="Calibri" w:hAnsi="Calibri"/>
@@ -113,7 +113,7 @@
           <w:sz w:val="21"/>
           <w:szCs w:val="21"/>
         </w:rPr>
-        <w:t xml:space="preserve">Educator and AI practitioner who turns technical tools into skills people use. Elevated 80+ beginner students to 95% camera operation proficiency and reached over a million people on YouTube teaching post-production techniques. Built content workflows with Claude agentic coding that cut production times in half, and holds a Master's in Marketing Analytics.</w:t>
+        <w:t xml:space="preserve">Educator and AI practitioner who turns technical tools into skills people use. Elevated 80+ beginner students to 95% camera operation proficiency and reached over a million people on YouTube teaching post-production techniques. Built content workflows with Claude agentic coding that cut production times in half, and holds a Master's in Marketing with a Marketing Analytics specialization.</w:t>
       </w:r>
     </w:p>
     <w:p>
@@ -322,7 +322,7 @@
           <w:sz w:val="21"/>
           <w:szCs w:val="21"/>
         </w:rPr>
-        <w:t xml:space="preserve">Reached over a million people on YouTube teaching cutting-edge post-production techniques.</w:t>
+        <w:t xml:space="preserve">Reached over a million people on YouTube teaching post-production techniques.</w:t>
       </w:r>
     </w:p>
     <w:p>
@@ -391,7 +391,7 @@
           <w:sz w:val="21"/>
           <w:szCs w:val="21"/>
         </w:rPr>
-        <w:t xml:space="preserve">Crafted storyboards that slashed back-and-forth communication by over 50%; commanded teams of 5 to 20 and delivered 98% of projects on time and 92% within budget.</w:t>
+        <w:t xml:space="preserve">Crafted storyboards that slashed back-and-forth communication by over 50%; commanded project teams of 5 to 20 and delivered 98% of projects on time and 92% within budget.</w:t>
       </w:r>
     </w:p>
     <w:p>
